--- a/Process_Docs/PMP.docx
+++ b/Process_Docs/PMP.docx
@@ -86,25 +86,7 @@
             <w:sz w:val="52"/>
             <w:szCs w:val="52"/>
           </w:rPr>
-          <w:t>Clothing-</w:t>
-        </w:r>
-        <w:r>
-          <w:rPr>
-            <w:rFonts w:asciiTheme="majorBidi" w:hAnsiTheme="majorBidi" w:cstheme="majorBidi"/>
-            <w:b/>
-            <w:sz w:val="52"/>
-            <w:szCs w:val="52"/>
-          </w:rPr>
-          <w:t>W</w:t>
-        </w:r>
-        <w:r>
-          <w:rPr>
-            <w:rFonts w:asciiTheme="majorBidi" w:hAnsiTheme="majorBidi" w:cstheme="majorBidi"/>
-            <w:b/>
-            <w:sz w:val="52"/>
-            <w:szCs w:val="52"/>
-          </w:rPr>
-          <w:t>eb-Portal</w:t>
+          <w:t>Clothing-Web-Portal</w:t>
         </w:r>
       </w:hyperlink>
     </w:p>
@@ -307,19 +289,7 @@
             <w:sz w:val="44"/>
             <w:szCs w:val="44"/>
           </w:rPr>
-          <w:t>Introductio</w:t>
-        </w:r>
-        <w:r>
-          <w:rPr>
-            <w:rStyle w:val="Hyperlink"/>
-            <w:rFonts w:asciiTheme="majorBidi" w:hAnsiTheme="majorBidi" w:cstheme="majorBidi"/>
-            <w:smallCaps/>
-            <w:noProof/>
-            <w:color w:val="auto"/>
-            <w:sz w:val="44"/>
-            <w:szCs w:val="44"/>
-          </w:rPr>
-          <w:t>n</w:t>
+          <w:t>Introduction</w:t>
         </w:r>
         <w:r>
           <w:rPr>
@@ -368,31 +338,7 @@
             <w:sz w:val="44"/>
             <w:szCs w:val="44"/>
           </w:rPr>
-          <w:t>Project Sc</w:t>
-        </w:r>
-        <w:r>
-          <w:rPr>
-            <w:rStyle w:val="Hyperlink"/>
-            <w:rFonts w:asciiTheme="majorBidi" w:hAnsiTheme="majorBidi" w:cstheme="majorBidi"/>
-            <w:smallCaps/>
-            <w:noProof/>
-            <w:color w:val="auto"/>
-            <w:sz w:val="44"/>
-            <w:szCs w:val="44"/>
-          </w:rPr>
-          <w:t>o</w:t>
-        </w:r>
-        <w:r>
-          <w:rPr>
-            <w:rStyle w:val="Hyperlink"/>
-            <w:rFonts w:asciiTheme="majorBidi" w:hAnsiTheme="majorBidi" w:cstheme="majorBidi"/>
-            <w:smallCaps/>
-            <w:noProof/>
-            <w:color w:val="auto"/>
-            <w:sz w:val="44"/>
-            <w:szCs w:val="44"/>
-          </w:rPr>
-          <w:t>pe</w:t>
+          <w:t>Project Scope</w:t>
         </w:r>
         <w:r>
           <w:rPr>
@@ -456,31 +402,7 @@
             <w:sz w:val="44"/>
             <w:szCs w:val="44"/>
           </w:rPr>
-          <w:t>Miles</w:t>
-        </w:r>
-        <w:r>
-          <w:rPr>
-            <w:rStyle w:val="Hyperlink"/>
-            <w:rFonts w:asciiTheme="majorBidi" w:hAnsiTheme="majorBidi" w:cstheme="majorBidi"/>
-            <w:smallCaps/>
-            <w:noProof/>
-            <w:color w:val="auto"/>
-            <w:sz w:val="44"/>
-            <w:szCs w:val="44"/>
-          </w:rPr>
-          <w:t>t</w:t>
-        </w:r>
-        <w:r>
-          <w:rPr>
-            <w:rStyle w:val="Hyperlink"/>
-            <w:rFonts w:asciiTheme="majorBidi" w:hAnsiTheme="majorBidi" w:cstheme="majorBidi"/>
-            <w:smallCaps/>
-            <w:noProof/>
-            <w:color w:val="auto"/>
-            <w:sz w:val="44"/>
-            <w:szCs w:val="44"/>
-          </w:rPr>
-          <w:t>one List</w:t>
+          <w:t>Milestone List</w:t>
         </w:r>
         <w:r>
           <w:rPr>
@@ -592,19 +514,7 @@
             <w:sz w:val="44"/>
             <w:szCs w:val="44"/>
           </w:rPr>
-          <w:t xml:space="preserve">Roles &amp; </w:t>
-        </w:r>
-        <w:r>
-          <w:rPr>
-            <w:rStyle w:val="Hyperlink"/>
-            <w:rFonts w:asciiTheme="majorBidi" w:hAnsiTheme="majorBidi" w:cstheme="majorBidi"/>
-            <w:smallCaps/>
-            <w:noProof/>
-            <w:color w:val="auto"/>
-            <w:sz w:val="44"/>
-            <w:szCs w:val="44"/>
-          </w:rPr>
-          <w:t>R</w:t>
+          <w:t>Roles &amp; R</w:t>
         </w:r>
         <w:r>
           <w:rPr>
@@ -650,12 +560,6 @@
         <w:tabs>
           <w:tab w:val="right" w:leader="dot" w:pos="9350"/>
         </w:tabs>
-        <w:rPr>
-          <w:rStyle w:val="Hyperlink"/>
-          <w:smallCaps/>
-          <w:noProof/>
-          <w:color w:val="auto"/>
-        </w:rPr>
       </w:pPr>
       <w:hyperlink w:anchor="_Toc515458332" w:history="1">
         <w:r>
@@ -668,31 +572,7 @@
             <w:sz w:val="44"/>
             <w:szCs w:val="44"/>
           </w:rPr>
-          <w:t>Commun</w:t>
-        </w:r>
-        <w:r>
-          <w:rPr>
-            <w:rStyle w:val="Hyperlink"/>
-            <w:rFonts w:asciiTheme="majorBidi" w:hAnsiTheme="majorBidi" w:cstheme="majorBidi"/>
-            <w:smallCaps/>
-            <w:noProof/>
-            <w:color w:val="auto"/>
-            <w:sz w:val="44"/>
-            <w:szCs w:val="44"/>
-          </w:rPr>
-          <w:t>i</w:t>
-        </w:r>
-        <w:r>
-          <w:rPr>
-            <w:rStyle w:val="Hyperlink"/>
-            <w:rFonts w:asciiTheme="majorBidi" w:hAnsiTheme="majorBidi" w:cstheme="majorBidi"/>
-            <w:smallCaps/>
-            <w:noProof/>
-            <w:color w:val="auto"/>
-            <w:sz w:val="44"/>
-            <w:szCs w:val="44"/>
-          </w:rPr>
-          <w:t>cations Management Plan</w:t>
+          <w:t>Communications Management Plan</w:t>
         </w:r>
         <w:r>
           <w:rPr>
@@ -724,6 +604,157 @@
         <w:tabs>
           <w:tab w:val="right" w:leader="dot" w:pos="9350"/>
         </w:tabs>
+      </w:pPr>
+      <w:r>
+        <w:fldChar w:fldCharType="begin"/>
+      </w:r>
+      <w:r>
+        <w:instrText xml:space="preserve"> REF _Ref225710535 \h </w:instrText>
+      </w:r>
+      <w:r>
+        <w:fldChar w:fldCharType="separate"/>
+      </w:r>
+      <w:r>
+        <w:rPr>
+          <w:rFonts w:asciiTheme="majorBidi" w:hAnsiTheme="majorBidi" w:cstheme="majorBidi"/>
+          <w:smallCaps/>
+          <w:sz w:val="36"/>
+          <w:szCs w:val="36"/>
+        </w:rPr>
+        <w:t>Quality Managemen</w:t>
+      </w:r>
+      <w:r>
+        <w:rPr>
+          <w:rFonts w:asciiTheme="majorBidi" w:hAnsiTheme="majorBidi" w:cstheme="majorBidi"/>
+          <w:smallCaps/>
+          <w:sz w:val="36"/>
+          <w:szCs w:val="36"/>
+        </w:rPr>
+        <w:t>t</w:t>
+      </w:r>
+      <w:r>
+        <w:rPr>
+          <w:rFonts w:asciiTheme="majorBidi" w:hAnsiTheme="majorBidi" w:cstheme="majorBidi"/>
+          <w:smallCaps/>
+          <w:sz w:val="36"/>
+          <w:szCs w:val="36"/>
+        </w:rPr>
+        <w:t xml:space="preserve"> </w:t>
+      </w:r>
+      <w:smartTag w:uri="urn:schemas-microsoft-com:office:smarttags" w:element="stockticker">
+        <w:r>
+          <w:rPr>
+            <w:rFonts w:asciiTheme="majorBidi" w:hAnsiTheme="majorBidi" w:cstheme="majorBidi"/>
+            <w:smallCaps/>
+            <w:sz w:val="36"/>
+            <w:szCs w:val="36"/>
+          </w:rPr>
+          <w:t>Plan</w:t>
+        </w:r>
+      </w:smartTag>
+      <w:r>
+        <w:fldChar w:fldCharType="end"/>
+      </w:r>
+      <w:hyperlink w:anchor="_Toc515458329" w:history="1">
+        <w:r>
+          <w:rPr>
+            <w:rStyle w:val="Hyperlink"/>
+            <w:rFonts w:asciiTheme="majorBidi" w:hAnsiTheme="majorBidi" w:cstheme="majorBidi"/>
+            <w:smallCaps/>
+            <w:webHidden/>
+            <w:color w:val="auto"/>
+            <w:sz w:val="44"/>
+            <w:szCs w:val="44"/>
+          </w:rPr>
+          <w:tab/>
+          <w:t>4</w:t>
+        </w:r>
+      </w:hyperlink>
+    </w:p>
+    <w:p>
+      <w:pPr>
+        <w:pStyle w:val="TOC1"/>
+        <w:tabs>
+          <w:tab w:val="right" w:leader="dot" w:pos="9350"/>
+        </w:tabs>
+        <w:rPr>
+          <w:rFonts w:asciiTheme="majorBidi" w:hAnsiTheme="majorBidi" w:cstheme="majorBidi"/>
+          <w:smallCaps/>
+          <w:sz w:val="44"/>
+          <w:szCs w:val="44"/>
+          <w:u w:val="single"/>
+        </w:rPr>
+      </w:pPr>
+      <w:r>
+        <w:fldChar w:fldCharType="begin"/>
+      </w:r>
+      <w:r>
+        <w:instrText xml:space="preserve"> REF _Ref225710638 \h </w:instrText>
+      </w:r>
+      <w:r>
+        <w:fldChar w:fldCharType="separate"/>
+      </w:r>
+      <w:r>
+        <w:rPr>
+          <w:rFonts w:asciiTheme="majorBidi" w:hAnsiTheme="majorBidi" w:cstheme="majorBidi"/>
+          <w:smallCaps/>
+          <w:sz w:val="36"/>
+          <w:szCs w:val="36"/>
+        </w:rPr>
+        <w:t>Pro</w:t>
+      </w:r>
+      <w:r>
+        <w:rPr>
+          <w:rFonts w:asciiTheme="majorBidi" w:hAnsiTheme="majorBidi" w:cstheme="majorBidi"/>
+          <w:smallCaps/>
+          <w:sz w:val="36"/>
+          <w:szCs w:val="36"/>
+        </w:rPr>
+        <w:t>ject managem</w:t>
+      </w:r>
+      <w:r>
+        <w:rPr>
+          <w:rFonts w:asciiTheme="majorBidi" w:hAnsiTheme="majorBidi" w:cstheme="majorBidi"/>
+          <w:smallCaps/>
+          <w:sz w:val="36"/>
+          <w:szCs w:val="36"/>
+        </w:rPr>
+        <w:t>e</w:t>
+      </w:r>
+      <w:r>
+        <w:rPr>
+          <w:rFonts w:asciiTheme="majorBidi" w:hAnsiTheme="majorBidi" w:cstheme="majorBidi"/>
+          <w:smallCaps/>
+          <w:sz w:val="36"/>
+          <w:szCs w:val="36"/>
+        </w:rPr>
+        <w:t>nt plan</w:t>
+      </w:r>
+      <w:r>
+        <w:fldChar w:fldCharType="end"/>
+      </w:r>
+      <w:hyperlink w:anchor="_Toc515458329" w:history="1">
+        <w:r>
+          <w:rPr>
+            <w:rStyle w:val="Hyperlink"/>
+            <w:rFonts w:asciiTheme="majorBidi" w:hAnsiTheme="majorBidi" w:cstheme="majorBidi"/>
+            <w:smallCaps/>
+            <w:webHidden/>
+            <w:color w:val="auto"/>
+            <w:sz w:val="44"/>
+            <w:szCs w:val="44"/>
+          </w:rPr>
+          <w:tab/>
+          <w:t>4</w:t>
+        </w:r>
+      </w:hyperlink>
+    </w:p>
+    <w:p>
+      <w:pPr>
+        <w:pStyle w:val="TOC1"/>
+        <w:tabs>
+          <w:tab w:val="right" w:leader="dot" w:pos="9350"/>
+        </w:tabs>
         <w:rPr>
           <w:rStyle w:val="Hyperlink"/>
           <w:rFonts w:asciiTheme="majorBidi" w:hAnsiTheme="majorBidi" w:cstheme="majorBidi"/>
@@ -759,6 +790,7 @@
           <w:noProof/>
           <w:color w:val="auto"/>
         </w:rPr>
+        <w:instrText xml:space="preserve"> \* MERGEFORMAT </w:instrText>
       </w:r>
       <w:r>
         <w:rPr>
@@ -767,7 +799,6 @@
           <w:noProof/>
           <w:color w:val="auto"/>
         </w:rPr>
-        <w:instrText xml:space="preserve"> \* MERGEFORMAT </w:instrText>
       </w:r>
       <w:r>
         <w:rPr>
@@ -786,7 +817,7 @@
           <w:sz w:val="44"/>
           <w:szCs w:val="44"/>
         </w:rPr>
-        <w:t>Change Managem</w:t>
+        <w:t>Change Managemen</w:t>
       </w:r>
       <w:r>
         <w:rPr>
@@ -796,7 +827,7 @@
           <w:sz w:val="44"/>
           <w:szCs w:val="44"/>
         </w:rPr>
-        <w:t>e</w:t>
+        <w:t>t</w:t>
       </w:r>
       <w:r>
         <w:rPr>
@@ -806,27 +837,7 @@
           <w:sz w:val="44"/>
           <w:szCs w:val="44"/>
         </w:rPr>
-        <w:t>nt Pl</w:t>
-      </w:r>
-      <w:r>
-        <w:rPr>
-          <w:rStyle w:val="Hyperlink"/>
-          <w:noProof/>
-          <w:color w:val="auto"/>
-          <w:sz w:val="44"/>
-          <w:szCs w:val="44"/>
-        </w:rPr>
-        <w:t>a</w:t>
-      </w:r>
-      <w:r>
-        <w:rPr>
-          <w:rStyle w:val="Hyperlink"/>
-          <w:noProof/>
-          <w:color w:val="auto"/>
-          <w:sz w:val="44"/>
-          <w:szCs w:val="44"/>
-        </w:rPr>
-        <w:t>n</w:t>
+        <w:t xml:space="preserve"> Plan</w:t>
       </w:r>
       <w:r>
         <w:rPr>
@@ -906,108 +917,42 @@
           <w:color w:val="auto"/>
         </w:rPr>
       </w:pPr>
-      <w:r>
-        <w:rPr>
-          <w:rStyle w:val="Hyperlink"/>
-          <w:smallCaps/>
-          <w:noProof/>
-          <w:color w:val="auto"/>
-        </w:rPr>
-        <w:fldChar w:fldCharType="begin"/>
-      </w:r>
-      <w:r>
-        <w:rPr>
-          <w:rStyle w:val="Hyperlink"/>
-          <w:smallCaps/>
-          <w:noProof/>
-          <w:color w:val="auto"/>
-        </w:rPr>
-        <w:instrText>HYPERLINK \l "_Toc515458338"</w:instrText>
-      </w:r>
-      <w:r>
-        <w:rPr>
-          <w:rStyle w:val="Hyperlink"/>
-          <w:smallCaps/>
-          <w:noProof/>
-          <w:color w:val="auto"/>
-        </w:rPr>
-      </w:r>
-      <w:r>
-        <w:rPr>
-          <w:rStyle w:val="Hyperlink"/>
-          <w:smallCaps/>
-          <w:noProof/>
-          <w:color w:val="auto"/>
-        </w:rPr>
-        <w:fldChar w:fldCharType="separate"/>
-      </w:r>
-      <w:r>
-        <w:rPr>
-          <w:rStyle w:val="Hyperlink"/>
-          <w:rFonts w:asciiTheme="majorBidi" w:hAnsiTheme="majorBidi" w:cstheme="majorBidi"/>
-          <w:smallCaps/>
-          <w:noProof/>
-          <w:color w:val="auto"/>
-          <w:sz w:val="44"/>
-          <w:szCs w:val="44"/>
-        </w:rPr>
-        <w:t>Risk Man</w:t>
-      </w:r>
-      <w:r>
-        <w:rPr>
-          <w:rStyle w:val="Hyperlink"/>
-          <w:rFonts w:asciiTheme="majorBidi" w:hAnsiTheme="majorBidi" w:cstheme="majorBidi"/>
-          <w:smallCaps/>
-          <w:noProof/>
-          <w:color w:val="auto"/>
-          <w:sz w:val="44"/>
-          <w:szCs w:val="44"/>
-        </w:rPr>
-        <w:t>a</w:t>
-      </w:r>
-      <w:r>
-        <w:rPr>
-          <w:rStyle w:val="Hyperlink"/>
-          <w:rFonts w:asciiTheme="majorBidi" w:hAnsiTheme="majorBidi" w:cstheme="majorBidi"/>
-          <w:smallCaps/>
-          <w:noProof/>
-          <w:color w:val="auto"/>
-          <w:sz w:val="44"/>
-          <w:szCs w:val="44"/>
-        </w:rPr>
-        <w:t>gement Plan</w:t>
-      </w:r>
-      <w:r>
-        <w:rPr>
-          <w:rStyle w:val="Hyperlink"/>
-          <w:smallCaps/>
-          <w:webHidden/>
-          <w:color w:val="auto"/>
-          <w:sz w:val="44"/>
-          <w:szCs w:val="44"/>
-        </w:rPr>
-        <w:tab/>
-      </w:r>
-      <w:r>
-        <w:rPr>
-          <w:rStyle w:val="Hyperlink"/>
-          <w:smallCaps/>
-          <w:webHidden/>
-          <w:color w:val="auto"/>
-          <w:sz w:val="44"/>
-          <w:szCs w:val="44"/>
-        </w:rPr>
-        <w:t>4</w:t>
-      </w:r>
-      <w:r>
-        <w:rPr>
-          <w:rStyle w:val="Hyperlink"/>
-          <w:smallCaps/>
-          <w:noProof/>
-          <w:color w:val="auto"/>
-        </w:rPr>
-        <w:fldChar w:fldCharType="end"/>
-      </w:r>
+      <w:hyperlink w:anchor="_Toc515458338" w:history="1">
+        <w:r>
+          <w:rPr>
+            <w:rStyle w:val="Hyperlink"/>
+            <w:rFonts w:asciiTheme="majorBidi" w:hAnsiTheme="majorBidi" w:cstheme="majorBidi"/>
+            <w:smallCaps/>
+            <w:noProof/>
+            <w:color w:val="auto"/>
+            <w:sz w:val="44"/>
+            <w:szCs w:val="44"/>
+          </w:rPr>
+          <w:t>Risk Management Plan</w:t>
+        </w:r>
+        <w:r>
+          <w:rPr>
+            <w:rStyle w:val="Hyperlink"/>
+            <w:smallCaps/>
+            <w:webHidden/>
+            <w:color w:val="auto"/>
+            <w:sz w:val="44"/>
+            <w:szCs w:val="44"/>
+          </w:rPr>
+          <w:tab/>
+        </w:r>
+        <w:r>
+          <w:rPr>
+            <w:rStyle w:val="Hyperlink"/>
+            <w:smallCaps/>
+            <w:webHidden/>
+            <w:color w:val="auto"/>
+            <w:sz w:val="44"/>
+            <w:szCs w:val="44"/>
+          </w:rPr>
+          <w:t>4</w:t>
+        </w:r>
+      </w:hyperlink>
     </w:p>
     <w:p>
       <w:pPr>
@@ -1033,31 +978,7 @@
             <w:sz w:val="44"/>
             <w:szCs w:val="44"/>
           </w:rPr>
-          <w:t>Risk Re</w:t>
-        </w:r>
-        <w:r>
-          <w:rPr>
-            <w:rStyle w:val="Hyperlink"/>
-            <w:rFonts w:asciiTheme="majorBidi" w:hAnsiTheme="majorBidi" w:cstheme="majorBidi"/>
-            <w:smallCaps/>
-            <w:noProof/>
-            <w:color w:val="auto"/>
-            <w:sz w:val="44"/>
-            <w:szCs w:val="44"/>
-          </w:rPr>
-          <w:t>g</w:t>
-        </w:r>
-        <w:r>
-          <w:rPr>
-            <w:rStyle w:val="Hyperlink"/>
-            <w:rFonts w:asciiTheme="majorBidi" w:hAnsiTheme="majorBidi" w:cstheme="majorBidi"/>
-            <w:smallCaps/>
-            <w:noProof/>
-            <w:color w:val="auto"/>
-            <w:sz w:val="44"/>
-            <w:szCs w:val="44"/>
-          </w:rPr>
-          <w:t>ister</w:t>
+          <w:t>Risk Register</w:t>
         </w:r>
         <w:r>
           <w:rPr>
@@ -2508,6 +2429,8 @@
         </w:rPr>
       </w:pPr>
       <w:bookmarkStart w:id="7" w:name="_Ref225640238"/>
+      <w:bookmarkStart w:id="8" w:name="_Toc515458337"/>
+      <w:bookmarkStart w:id="9" w:name="_Ref225710535"/>
       <w:r>
         <w:rPr>
           <w:rFonts w:asciiTheme="majorBidi" w:hAnsiTheme="majorBidi" w:cstheme="majorBidi"/>
@@ -2515,109 +2438,79 @@
           <w:sz w:val="36"/>
           <w:szCs w:val="36"/>
         </w:rPr>
-        <w:t>Change Management Plan</w:t>
-      </w:r>
-      <w:bookmarkEnd w:id="5"/>
-      <w:bookmarkEnd w:id="7"/>
-    </w:p>
-    <w:p>
-      <w:pPr>
-        <w:rPr>
-          <w:rFonts w:asciiTheme="majorBidi" w:hAnsiTheme="majorBidi" w:cstheme="majorBidi"/>
-          <w:b/>
-          <w:bCs/>
-          <w:rtl/>
-        </w:rPr>
-      </w:pPr>
-      <w:r>
-        <w:rPr>
-          <w:rFonts w:asciiTheme="majorBidi" w:hAnsiTheme="majorBidi" w:cstheme="majorBidi"/>
-        </w:rPr>
-        <w:t xml:space="preserve">change requests and their statuses will be tracked and monitored via </w:t>
-      </w:r>
-      <w:r>
-        <w:rPr>
-          <w:rFonts w:asciiTheme="majorBidi" w:hAnsiTheme="majorBidi" w:cstheme="majorBidi"/>
-          <w:b/>
-          <w:bCs/>
-        </w:rPr>
-        <w:t>Jira</w:t>
-      </w:r>
-    </w:p>
-    <w:p>
-      <w:pPr>
-        <w:rPr>
-          <w:rFonts w:asciiTheme="majorBidi" w:hAnsiTheme="majorBidi" w:cstheme="majorBidi"/>
-        </w:rPr>
-      </w:pPr>
-      <w:r>
-        <w:rPr>
-          <w:rFonts w:asciiTheme="majorBidi" w:hAnsiTheme="majorBidi" w:cstheme="majorBidi"/>
-          <w:lang w:val="en"/>
-        </w:rPr>
-        <w:t>Anyone can submit a request to change.</w:t>
-      </w:r>
-    </w:p>
-    <w:p>
-      <w:pPr>
-        <w:rPr>
-          <w:rFonts w:asciiTheme="majorBidi" w:hAnsiTheme="majorBidi" w:cstheme="majorBidi"/>
-        </w:rPr>
-      </w:pPr>
-      <w:r>
-        <w:rPr>
-          <w:rFonts w:asciiTheme="majorBidi" w:hAnsiTheme="majorBidi" w:cstheme="majorBidi"/>
-          <w:lang w:val="en"/>
-        </w:rPr>
-        <w:t>the project manager</w:t>
-      </w:r>
-      <w:r>
+        <w:t xml:space="preserve">Quality Management </w:t>
+      </w:r>
+      <w:smartTag w:uri="urn:schemas-microsoft-com:office:smarttags" w:element="stockticker">
+        <w:r>
+          <w:rPr>
+            <w:rFonts w:asciiTheme="majorBidi" w:hAnsiTheme="majorBidi" w:cstheme="majorBidi"/>
+            <w:smallCaps/>
+            <w:sz w:val="36"/>
+            <w:szCs w:val="36"/>
+          </w:rPr>
+          <w:t>Plan</w:t>
+        </w:r>
+      </w:smartTag>
+      <w:bookmarkEnd w:id="8"/>
+      <w:bookmarkEnd w:id="9"/>
+    </w:p>
+    <w:p>
+      <w:pPr>
+        <w:spacing w:after="240"/>
         <w:rPr>
           <w:rFonts w:asciiTheme="majorBidi" w:hAnsiTheme="majorBidi" w:cstheme="majorBidi"/>
           <w:rtl/>
           <w:lang w:val="en"/>
         </w:rPr>
-        <w:t xml:space="preserve"> </w:t>
-      </w:r>
-      <w:r>
-        <w:rPr>
-          <w:rFonts w:asciiTheme="majorBidi" w:hAnsiTheme="majorBidi" w:cstheme="majorBidi"/>
-        </w:rPr>
-        <w:t xml:space="preserve">evaluates </w:t>
-      </w:r>
+      </w:pPr>
       <w:r>
         <w:rPr>
           <w:rFonts w:asciiTheme="majorBidi" w:hAnsiTheme="majorBidi" w:cstheme="majorBidi"/>
           <w:lang w:val="en"/>
         </w:rPr>
-        <w:t>The request and send it to Stockholders and If approved</w:t>
-      </w:r>
-      <w:r>
-        <w:rPr>
-          <w:rFonts w:asciiTheme="majorBidi" w:hAnsiTheme="majorBidi" w:cstheme="majorBidi"/>
-        </w:rPr>
-        <w:t xml:space="preserve"> or rejected</w:t>
-      </w:r>
-      <w:r>
-        <w:rPr>
-          <w:rFonts w:asciiTheme="majorBidi" w:hAnsiTheme="majorBidi" w:cstheme="majorBidi"/>
-          <w:lang w:val="en"/>
-        </w:rPr>
-        <w:t>, the project manager updates</w:t>
-      </w:r>
-      <w:r>
-        <w:rPr>
-          <w:rFonts w:asciiTheme="majorBidi" w:hAnsiTheme="majorBidi" w:cstheme="majorBidi"/>
-        </w:rPr>
-        <w:t xml:space="preserve"> the status of change request</w:t>
-      </w:r>
-    </w:p>
-    <w:p>
-      <w:pPr>
-        <w:rPr>
-          <w:rFonts w:asciiTheme="majorBidi" w:hAnsiTheme="majorBidi" w:cstheme="majorBidi"/>
-        </w:rPr>
-      </w:pPr>
+        <w:t>Successful manual testing of all functional requirements specified in the scope.</w:t>
+      </w:r>
+    </w:p>
+    <w:p>
+      <w:pPr>
+        <w:spacing w:after="240"/>
+        <w:rPr>
+          <w:rFonts w:asciiTheme="majorBidi" w:hAnsiTheme="majorBidi" w:cstheme="majorBidi"/>
+          <w:rtl/>
+        </w:rPr>
+      </w:pPr>
+      <w:r>
+        <w:rPr>
+          <w:rFonts w:asciiTheme="majorBidi" w:hAnsiTheme="majorBidi" w:cstheme="majorBidi"/>
+        </w:rPr>
+        <w:t xml:space="preserve">To ensure high-quality deliverables </w:t>
+      </w:r>
+      <w:r>
+        <w:rPr>
+          <w:rFonts w:asciiTheme="majorBidi" w:hAnsiTheme="majorBidi" w:cstheme="majorBidi"/>
+        </w:rPr>
+        <w:t xml:space="preserve">the </w:t>
+      </w:r>
+      <w:r>
+        <w:rPr>
+          <w:rFonts w:asciiTheme="majorBidi" w:hAnsiTheme="majorBidi" w:cstheme="majorBidi"/>
+        </w:rPr>
+        <w:t xml:space="preserve">Clothing-Web-Portal project will implement a mandatory </w:t>
+      </w:r>
+      <w:r>
+        <w:rPr>
+          <w:rFonts w:asciiTheme="majorBidi" w:hAnsiTheme="majorBidi" w:cstheme="majorBidi"/>
+          <w:b/>
+          <w:bCs/>
+        </w:rPr>
+        <w:t>Peer Review</w:t>
+      </w:r>
+      <w:r>
+        <w:rPr>
+          <w:rFonts w:asciiTheme="majorBidi" w:hAnsiTheme="majorBidi" w:cstheme="majorBidi"/>
+        </w:rPr>
+        <w:t xml:space="preserve"> process for all code developments and technical documentation.</w:t>
+      </w:r>
     </w:p>
     <w:p>
       <w:pPr>
@@ -2629,10 +2522,9 @@
           <w:smallCaps/>
           <w:sz w:val="36"/>
           <w:szCs w:val="36"/>
-          <w:rtl/>
-        </w:rPr>
-      </w:pPr>
-      <w:bookmarkStart w:id="8" w:name="_Toc515458338"/>
+        </w:rPr>
+      </w:pPr>
+      <w:bookmarkStart w:id="10" w:name="_Ref225710638"/>
       <w:r>
         <w:rPr>
           <w:rFonts w:asciiTheme="majorBidi" w:hAnsiTheme="majorBidi" w:cstheme="majorBidi"/>
@@ -2640,9 +2532,309 @@
           <w:sz w:val="36"/>
           <w:szCs w:val="36"/>
         </w:rPr>
+        <w:t>Pro</w:t>
+      </w:r>
+      <w:r>
+        <w:rPr>
+          <w:rFonts w:asciiTheme="majorBidi" w:hAnsiTheme="majorBidi" w:cstheme="majorBidi"/>
+          <w:smallCaps/>
+          <w:sz w:val="36"/>
+          <w:szCs w:val="36"/>
+        </w:rPr>
+        <w:t>ject management plan</w:t>
+      </w:r>
+      <w:bookmarkEnd w:id="10"/>
+    </w:p>
+    <w:p>
+      <w:pPr>
+        <w:rPr>
+          <w:rFonts w:asciiTheme="majorBidi" w:hAnsiTheme="majorBidi" w:cstheme="majorBidi"/>
+          <w:rtl/>
+        </w:rPr>
+      </w:pPr>
+      <w:r>
+        <w:rPr>
+          <w:rFonts w:asciiTheme="majorBidi" w:hAnsiTheme="majorBidi" w:cstheme="majorBidi"/>
+          <w:b/>
+          <w:bCs/>
+        </w:rPr>
+        <w:t>Planning</w:t>
+      </w:r>
+      <w:r>
+        <w:rPr>
+          <w:rFonts w:asciiTheme="majorBidi" w:hAnsiTheme="majorBidi" w:cstheme="majorBidi"/>
+        </w:rPr>
+        <w:t>: At the beginning of every milestone, we allocate tasks on Jira based on a 40-hour limit per task.</w:t>
+      </w:r>
+    </w:p>
+    <w:p>
+      <w:pPr>
+        <w:rPr>
+          <w:rFonts w:asciiTheme="majorBidi" w:hAnsiTheme="majorBidi" w:cstheme="majorBidi"/>
+        </w:rPr>
+      </w:pPr>
+      <w:r>
+        <w:rPr>
+          <w:rFonts w:asciiTheme="majorBidi" w:hAnsiTheme="majorBidi" w:cstheme="majorBidi"/>
+          <w:b/>
+          <w:bCs/>
+        </w:rPr>
+        <w:t>Monitoring</w:t>
+      </w:r>
+      <w:r>
+        <w:rPr>
+          <w:rFonts w:asciiTheme="majorBidi" w:hAnsiTheme="majorBidi" w:cstheme="majorBidi" w:hint="cs"/>
+          <w:rtl/>
+        </w:rPr>
+        <w:t>:</w:t>
+      </w:r>
+      <w:r>
+        <w:rPr>
+          <w:rFonts w:asciiTheme="majorBidi" w:hAnsiTheme="majorBidi" w:cstheme="majorBidi"/>
+        </w:rPr>
+        <w:t xml:space="preserve"> Stand-up Meeting</w:t>
+      </w:r>
+      <w:r>
+        <w:rPr>
+          <w:rFonts w:asciiTheme="majorBidi" w:hAnsiTheme="majorBidi" w:cstheme="majorBidi" w:hint="cs"/>
+          <w:rtl/>
+        </w:rPr>
+        <w:t xml:space="preserve"> </w:t>
+      </w:r>
+      <w:r>
+        <w:rPr>
+          <w:rFonts w:asciiTheme="majorBidi" w:hAnsiTheme="majorBidi" w:cstheme="majorBidi"/>
+        </w:rPr>
+        <w:t>held every two days (as specified in the communication plan) to identify any blockers</w:t>
+      </w:r>
+      <w:r>
+        <w:rPr>
+          <w:rFonts w:asciiTheme="majorBidi" w:hAnsiTheme="majorBidi" w:cstheme="majorBidi"/>
+        </w:rPr>
+        <w:t xml:space="preserve"> and </w:t>
+      </w:r>
+      <w:r>
+        <w:rPr>
+          <w:rFonts w:asciiTheme="majorBidi" w:hAnsiTheme="majorBidi" w:cstheme="majorBidi"/>
+        </w:rPr>
+        <w:t>We will monitor the Burn-</w:t>
+      </w:r>
+      <w:r>
+        <w:rPr>
+          <w:rFonts w:asciiTheme="majorBidi" w:hAnsiTheme="majorBidi" w:cstheme="majorBidi"/>
+        </w:rPr>
+        <w:t>up</w:t>
+      </w:r>
+      <w:r>
+        <w:rPr>
+          <w:rFonts w:asciiTheme="majorBidi" w:hAnsiTheme="majorBidi" w:cstheme="majorBidi"/>
+        </w:rPr>
+        <w:t xml:space="preserve"> chart on Jira.</w:t>
+      </w:r>
+    </w:p>
+    <w:p>
+      <w:pPr>
+        <w:spacing w:after="240"/>
+        <w:rPr>
+          <w:rFonts w:asciiTheme="majorBidi" w:hAnsiTheme="majorBidi" w:cstheme="majorBidi"/>
+        </w:rPr>
+      </w:pPr>
+      <w:r>
+        <w:rPr>
+          <w:rFonts w:asciiTheme="majorBidi" w:hAnsiTheme="majorBidi" w:cstheme="majorBidi"/>
+          <w:b/>
+          <w:bCs/>
+        </w:rPr>
+        <w:t>R</w:t>
+      </w:r>
+      <w:r>
+        <w:rPr>
+          <w:rFonts w:asciiTheme="majorBidi" w:hAnsiTheme="majorBidi" w:cstheme="majorBidi"/>
+          <w:b/>
+          <w:bCs/>
+        </w:rPr>
+        <w:t>eporting:</w:t>
+      </w:r>
+      <w:r>
+        <w:rPr>
+          <w:rFonts w:asciiTheme="majorBidi" w:hAnsiTheme="majorBidi" w:cstheme="majorBidi"/>
+        </w:rPr>
+        <w:t xml:space="preserve"> </w:t>
+      </w:r>
+      <w:r>
+        <w:rPr>
+          <w:rFonts w:asciiTheme="majorBidi" w:hAnsiTheme="majorBidi" w:cstheme="majorBidi"/>
+        </w:rPr>
+        <w:t>All reports generated via Jira</w:t>
+      </w:r>
+    </w:p>
+    <w:p>
+      <w:pPr>
+        <w:pStyle w:val="Heading1"/>
+        <w:spacing w:after="240"/>
+        <w:jc w:val="left"/>
+        <w:rPr>
+          <w:rFonts w:asciiTheme="majorBidi" w:hAnsiTheme="majorBidi" w:cstheme="majorBidi"/>
+          <w:smallCaps/>
+          <w:sz w:val="36"/>
+          <w:szCs w:val="36"/>
+        </w:rPr>
+      </w:pPr>
+      <w:r>
+        <w:rPr>
+          <w:rFonts w:asciiTheme="majorBidi" w:hAnsiTheme="majorBidi" w:cstheme="majorBidi"/>
+          <w:smallCaps/>
+          <w:sz w:val="36"/>
+          <w:szCs w:val="36"/>
+        </w:rPr>
+        <w:t>Change Management Plan</w:t>
+      </w:r>
+      <w:bookmarkEnd w:id="5"/>
+      <w:bookmarkEnd w:id="7"/>
+    </w:p>
+    <w:p>
+      <w:pPr>
+        <w:rPr>
+          <w:rFonts w:asciiTheme="majorBidi" w:hAnsiTheme="majorBidi" w:cstheme="majorBidi"/>
+          <w:b/>
+          <w:bCs/>
+          <w:rtl/>
+        </w:rPr>
+      </w:pPr>
+      <w:r>
+        <w:rPr>
+          <w:rFonts w:asciiTheme="majorBidi" w:hAnsiTheme="majorBidi" w:cstheme="majorBidi"/>
+        </w:rPr>
+        <w:t xml:space="preserve">change requests and their statuses will be tracked and monitored via </w:t>
+      </w:r>
+      <w:r>
+        <w:rPr>
+          <w:rFonts w:asciiTheme="majorBidi" w:hAnsiTheme="majorBidi" w:cstheme="majorBidi"/>
+          <w:b/>
+          <w:bCs/>
+        </w:rPr>
+        <w:t>Jira</w:t>
+      </w:r>
+    </w:p>
+    <w:p>
+      <w:pPr>
+        <w:rPr>
+          <w:rFonts w:asciiTheme="majorBidi" w:hAnsiTheme="majorBidi" w:cstheme="majorBidi"/>
+        </w:rPr>
+      </w:pPr>
+      <w:r>
+        <w:rPr>
+          <w:rFonts w:asciiTheme="majorBidi" w:hAnsiTheme="majorBidi" w:cstheme="majorBidi"/>
+          <w:lang w:val="en"/>
+        </w:rPr>
+        <w:t>Anyone can submit a request to change.</w:t>
+      </w:r>
+    </w:p>
+    <w:p>
+      <w:pPr>
+        <w:spacing w:after="240"/>
+        <w:rPr>
+          <w:rFonts w:asciiTheme="majorBidi" w:hAnsiTheme="majorBidi" w:cstheme="majorBidi"/>
+          <w:rtl/>
+        </w:rPr>
+      </w:pPr>
+      <w:r>
+        <w:rPr>
+          <w:rFonts w:asciiTheme="majorBidi" w:hAnsiTheme="majorBidi" w:cstheme="majorBidi"/>
+          <w:lang w:val="en"/>
+        </w:rPr>
+        <w:t>the project manager</w:t>
+      </w:r>
+      <w:r>
+        <w:rPr>
+          <w:rFonts w:asciiTheme="majorBidi" w:hAnsiTheme="majorBidi" w:cstheme="majorBidi"/>
+          <w:rtl/>
+          <w:lang w:val="en"/>
+        </w:rPr>
+        <w:t xml:space="preserve"> </w:t>
+      </w:r>
+      <w:r>
+        <w:rPr>
+          <w:rFonts w:asciiTheme="majorBidi" w:hAnsiTheme="majorBidi" w:cstheme="majorBidi"/>
+        </w:rPr>
+        <w:t xml:space="preserve">evaluates </w:t>
+      </w:r>
+      <w:proofErr w:type="gramStart"/>
+      <w:r>
+        <w:rPr>
+          <w:rFonts w:asciiTheme="majorBidi" w:hAnsiTheme="majorBidi" w:cstheme="majorBidi"/>
+          <w:lang w:val="en"/>
+        </w:rPr>
+        <w:t>The</w:t>
+      </w:r>
+      <w:proofErr w:type="gramEnd"/>
+      <w:r>
+        <w:rPr>
+          <w:rFonts w:asciiTheme="majorBidi" w:hAnsiTheme="majorBidi" w:cstheme="majorBidi"/>
+          <w:lang w:val="en"/>
+        </w:rPr>
+        <w:t xml:space="preserve"> request and </w:t>
+      </w:r>
+      <w:proofErr w:type="gramStart"/>
+      <w:r>
+        <w:rPr>
+          <w:rFonts w:asciiTheme="majorBidi" w:hAnsiTheme="majorBidi" w:cstheme="majorBidi"/>
+          <w:lang w:val="en"/>
+        </w:rPr>
+        <w:t>send</w:t>
+      </w:r>
+      <w:proofErr w:type="gramEnd"/>
+      <w:r>
+        <w:rPr>
+          <w:rFonts w:asciiTheme="majorBidi" w:hAnsiTheme="majorBidi" w:cstheme="majorBidi"/>
+          <w:lang w:val="en"/>
+        </w:rPr>
+        <w:t xml:space="preserve"> it to Stockholders and If approved</w:t>
+      </w:r>
+      <w:r>
+        <w:rPr>
+          <w:rFonts w:asciiTheme="majorBidi" w:hAnsiTheme="majorBidi" w:cstheme="majorBidi"/>
+        </w:rPr>
+        <w:t xml:space="preserve"> or rejected</w:t>
+      </w:r>
+      <w:r>
+        <w:rPr>
+          <w:rFonts w:asciiTheme="majorBidi" w:hAnsiTheme="majorBidi" w:cstheme="majorBidi"/>
+          <w:lang w:val="en"/>
+        </w:rPr>
+        <w:t>, the project manager updates</w:t>
+      </w:r>
+      <w:r>
+        <w:rPr>
+          <w:rFonts w:asciiTheme="majorBidi" w:hAnsiTheme="majorBidi" w:cstheme="majorBidi"/>
+        </w:rPr>
+        <w:t xml:space="preserve"> the status of change request</w:t>
+      </w:r>
+    </w:p>
+    <w:p>
+      <w:pPr>
+        <w:pStyle w:val="Heading1"/>
+        <w:spacing w:after="240"/>
+        <w:jc w:val="left"/>
+        <w:rPr>
+          <w:rFonts w:asciiTheme="majorBidi" w:hAnsiTheme="majorBidi" w:cstheme="majorBidi"/>
+          <w:smallCaps/>
+          <w:sz w:val="36"/>
+          <w:szCs w:val="36"/>
+          <w:rtl/>
+        </w:rPr>
+      </w:pPr>
+      <w:bookmarkStart w:id="11" w:name="_Toc515458338"/>
+      <w:r>
+        <w:rPr>
+          <w:rFonts w:asciiTheme="majorBidi" w:hAnsiTheme="majorBidi" w:cstheme="majorBidi"/>
+          <w:smallCaps/>
+          <w:sz w:val="36"/>
+          <w:szCs w:val="36"/>
+        </w:rPr>
         <w:t>Risk Management Plan</w:t>
       </w:r>
-      <w:bookmarkEnd w:id="8"/>
+      <w:bookmarkEnd w:id="11"/>
     </w:p>
     <w:p>
       <w:pPr>
@@ -2720,7 +2912,7 @@
           <w:szCs w:val="36"/>
         </w:rPr>
       </w:pPr>
-      <w:bookmarkStart w:id="9" w:name="_Toc515458339"/>
+      <w:bookmarkStart w:id="12" w:name="_Toc515458339"/>
       <w:r>
         <w:rPr>
           <w:rFonts w:asciiTheme="majorBidi" w:hAnsiTheme="majorBidi" w:cstheme="majorBidi"/>
@@ -2728,9 +2920,10 @@
           <w:sz w:val="36"/>
           <w:szCs w:val="36"/>
         </w:rPr>
+        <w:lastRenderedPageBreak/>
         <w:t>Risk Register</w:t>
       </w:r>
-      <w:bookmarkEnd w:id="9"/>
+      <w:bookmarkEnd w:id="12"/>
     </w:p>
     <w:p>
       <w:pPr>
@@ -3311,6 +3504,155 @@
     </w:lvl>
   </w:abstractNum>
   <w:abstractNum w:abstractNumId="1" w15:restartNumberingAfterBreak="0">
+    <w:nsid w:val="17ED0836"/>
+    <w:multiLevelType w:val="multilevel"/>
+    <w:tmpl w:val="46629874"/>
+    <w:lvl w:ilvl="0">
+      <w:start w:val="1"/>
+      <w:numFmt w:val="bullet"/>
+      <w:lvlText w:val=""/>
+      <w:lvlJc w:val="left"/>
+      <w:pPr>
+        <w:tabs>
+          <w:tab w:val="num" w:pos="720"/>
+        </w:tabs>
+        <w:ind w:left="720" w:hanging="360"/>
+      </w:pPr>
+      <w:rPr>
+        <w:rFonts w:ascii="Symbol" w:hAnsi="Symbol" w:hint="default"/>
+        <w:sz w:val="20"/>
+      </w:rPr>
+    </w:lvl>
+    <w:lvl w:ilvl="1" w:tentative="1">
+      <w:start w:val="1"/>
+      <w:numFmt w:val="bullet"/>
+      <w:lvlText w:val="o"/>
+      <w:lvlJc w:val="left"/>
+      <w:pPr>
+        <w:tabs>
+          <w:tab w:val="num" w:pos="1440"/>
+        </w:tabs>
+        <w:ind w:left="1440" w:hanging="360"/>
+      </w:pPr>
+      <w:rPr>
+        <w:rFonts w:ascii="Courier New" w:hAnsi="Courier New" w:hint="default"/>
+        <w:sz w:val="20"/>
+      </w:rPr>
+    </w:lvl>
+    <w:lvl w:ilvl="2" w:tentative="1">
+      <w:start w:val="1"/>
+      <w:numFmt w:val="bullet"/>
+      <w:lvlText w:val=""/>
+      <w:lvlJc w:val="left"/>
+      <w:pPr>
+        <w:tabs>
+          <w:tab w:val="num" w:pos="2160"/>
+        </w:tabs>
+        <w:ind w:left="2160" w:hanging="360"/>
+      </w:pPr>
+      <w:rPr>
+        <w:rFonts w:ascii="Wingdings" w:hAnsi="Wingdings" w:hint="default"/>
+        <w:sz w:val="20"/>
+      </w:rPr>
+    </w:lvl>
+    <w:lvl w:ilvl="3" w:tentative="1">
+      <w:start w:val="1"/>
+      <w:numFmt w:val="bullet"/>
+      <w:lvlText w:val=""/>
+      <w:lvlJc w:val="left"/>
+      <w:pPr>
+        <w:tabs>
+          <w:tab w:val="num" w:pos="2880"/>
+        </w:tabs>
+        <w:ind w:left="2880" w:hanging="360"/>
+      </w:pPr>
+      <w:rPr>
+        <w:rFonts w:ascii="Wingdings" w:hAnsi="Wingdings" w:hint="default"/>
+        <w:sz w:val="20"/>
+      </w:rPr>
+    </w:lvl>
+    <w:lvl w:ilvl="4" w:tentative="1">
+      <w:start w:val="1"/>
+      <w:numFmt w:val="bullet"/>
+      <w:lvlText w:val=""/>
+      <w:lvlJc w:val="left"/>
+      <w:pPr>
+        <w:tabs>
+          <w:tab w:val="num" w:pos="3600"/>
+        </w:tabs>
+        <w:ind w:left="3600" w:hanging="360"/>
+      </w:pPr>
+      <w:rPr>
+        <w:rFonts w:ascii="Wingdings" w:hAnsi="Wingdings" w:hint="default"/>
+        <w:sz w:val="20"/>
+      </w:rPr>
+    </w:lvl>
+    <w:lvl w:ilvl="5" w:tentative="1">
+      <w:start w:val="1"/>
+      <w:numFmt w:val="bullet"/>
+      <w:lvlText w:val=""/>
+      <w:lvlJc w:val="left"/>
+      <w:pPr>
+        <w:tabs>
+          <w:tab w:val="num" w:pos="4320"/>
+        </w:tabs>
+        <w:ind w:left="4320" w:hanging="360"/>
+      </w:pPr>
+      <w:rPr>
+        <w:rFonts w:ascii="Wingdings" w:hAnsi="Wingdings" w:hint="default"/>
+        <w:sz w:val="20"/>
+      </w:rPr>
+    </w:lvl>
+    <w:lvl w:ilvl="6" w:tentative="1">
+      <w:start w:val="1"/>
+      <w:numFmt w:val="bullet"/>
+      <w:lvlText w:val=""/>
+      <w:lvlJc w:val="left"/>
+      <w:pPr>
+        <w:tabs>
+          <w:tab w:val="num" w:pos="5040"/>
+        </w:tabs>
+        <w:ind w:left="5040" w:hanging="360"/>
+      </w:pPr>
+      <w:rPr>
+        <w:rFonts w:ascii="Wingdings" w:hAnsi="Wingdings" w:hint="default"/>
+        <w:sz w:val="20"/>
+      </w:rPr>
+    </w:lvl>
+    <w:lvl w:ilvl="7" w:tentative="1">
+      <w:start w:val="1"/>
+      <w:numFmt w:val="bullet"/>
+      <w:lvlText w:val=""/>
+      <w:lvlJc w:val="left"/>
+      <w:pPr>
+        <w:tabs>
+          <w:tab w:val="num" w:pos="5760"/>
+        </w:tabs>
+        <w:ind w:left="5760" w:hanging="360"/>
+      </w:pPr>
+      <w:rPr>
+        <w:rFonts w:ascii="Wingdings" w:hAnsi="Wingdings" w:hint="default"/>
+        <w:sz w:val="20"/>
+      </w:rPr>
+    </w:lvl>
+    <w:lvl w:ilvl="8" w:tentative="1">
+      <w:start w:val="1"/>
+      <w:numFmt w:val="bullet"/>
+      <w:lvlText w:val=""/>
+      <w:lvlJc w:val="left"/>
+      <w:pPr>
+        <w:tabs>
+          <w:tab w:val="num" w:pos="6480"/>
+        </w:tabs>
+        <w:ind w:left="6480" w:hanging="360"/>
+      </w:pPr>
+      <w:rPr>
+        <w:rFonts w:ascii="Wingdings" w:hAnsi="Wingdings" w:hint="default"/>
+        <w:sz w:val="20"/>
+      </w:rPr>
+    </w:lvl>
+  </w:abstractNum>
+  <w:abstractNum w:abstractNumId="2" w15:restartNumberingAfterBreak="0">
     <w:nsid w:val="1C010595"/>
     <w:multiLevelType w:val="hybridMultilevel"/>
     <w:tmpl w:val="BB4E430C"/>
@@ -3450,7 +3792,7 @@
       </w:rPr>
     </w:lvl>
   </w:abstractNum>
-  <w:abstractNum w:abstractNumId="2" w15:restartNumberingAfterBreak="0">
+  <w:abstractNum w:abstractNumId="3" w15:restartNumberingAfterBreak="0">
     <w:nsid w:val="22873B27"/>
     <w:multiLevelType w:val="hybridMultilevel"/>
     <w:tmpl w:val="AE6257FE"/>
@@ -3539,7 +3881,7 @@
       </w:pPr>
     </w:lvl>
   </w:abstractNum>
-  <w:abstractNum w:abstractNumId="3" w15:restartNumberingAfterBreak="0">
+  <w:abstractNum w:abstractNumId="4" w15:restartNumberingAfterBreak="0">
     <w:nsid w:val="35E016B6"/>
     <w:multiLevelType w:val="hybridMultilevel"/>
     <w:tmpl w:val="F0BCE3AE"/>
@@ -3652,7 +3994,7 @@
       </w:rPr>
     </w:lvl>
   </w:abstractNum>
-  <w:abstractNum w:abstractNumId="4" w15:restartNumberingAfterBreak="0">
+  <w:abstractNum w:abstractNumId="5" w15:restartNumberingAfterBreak="0">
     <w:nsid w:val="57B750AC"/>
     <w:multiLevelType w:val="hybridMultilevel"/>
     <w:tmpl w:val="3B6CF1C0"/>
@@ -3792,7 +4134,7 @@
       </w:rPr>
     </w:lvl>
   </w:abstractNum>
-  <w:abstractNum w:abstractNumId="5" w15:restartNumberingAfterBreak="0">
+  <w:abstractNum w:abstractNumId="6" w15:restartNumberingAfterBreak="0">
     <w:nsid w:val="6826503B"/>
     <w:multiLevelType w:val="hybridMultilevel"/>
     <w:tmpl w:val="4088EC26"/>
@@ -3909,19 +4251,22 @@
     <w:abstractNumId w:val="0"/>
   </w:num>
   <w:num w:numId="2" w16cid:durableId="1224293046">
+    <w:abstractNumId w:val="5"/>
+  </w:num>
+  <w:num w:numId="3" w16cid:durableId="1952516706">
+    <w:abstractNumId w:val="2"/>
+  </w:num>
+  <w:num w:numId="4" w16cid:durableId="1628852227">
+    <w:abstractNumId w:val="3"/>
+  </w:num>
+  <w:num w:numId="5" w16cid:durableId="1240019315">
     <w:abstractNumId w:val="4"/>
   </w:num>
-  <w:num w:numId="3" w16cid:durableId="1952516706">
+  <w:num w:numId="6" w16cid:durableId="795566068">
+    <w:abstractNumId w:val="6"/>
+  </w:num>
+  <w:num w:numId="7" w16cid:durableId="126779009">
     <w:abstractNumId w:val="1"/>
-  </w:num>
-  <w:num w:numId="4" w16cid:durableId="1628852227">
-    <w:abstractNumId w:val="2"/>
-  </w:num>
-  <w:num w:numId="5" w16cid:durableId="1240019315">
-    <w:abstractNumId w:val="3"/>
-  </w:num>
-  <w:num w:numId="6" w16cid:durableId="795566068">
-    <w:abstractNumId w:val="5"/>
   </w:num>
 </w:numbering>
 </file>
@@ -4523,6 +4868,17 @@
       <w:szCs w:val="20"/>
     </w:rPr>
   </w:style>
+  <w:style w:type="paragraph" w:styleId="NormalWeb">
+    <w:name w:val="Normal (Web)"/>
+    <w:basedOn w:val="Normal"/>
+    <w:uiPriority w:val="99"/>
+    <w:semiHidden/>
+    <w:unhideWhenUsed/>
+    <w:rsid w:val="004010BC"/>
+    <w:rPr>
+      <w:rFonts w:ascii="Times New Roman" w:hAnsi="Times New Roman" w:cs="Times New Roman"/>
+    </w:rPr>
+  </w:style>
 </w:styles>
 </file>
 

--- a/Process_Docs/PMP.docx
+++ b/Process_Docs/PMP.docx
@@ -189,7 +189,15 @@
           <w:sz w:val="44"/>
           <w:szCs w:val="44"/>
         </w:rPr>
-        <w:t>29/3/2026</w:t>
+        <w:t>30</w:t>
+      </w:r>
+      <w:r>
+        <w:rPr>
+          <w:rFonts w:asciiTheme="majorBidi" w:hAnsiTheme="majorBidi" w:cstheme="majorBidi"/>
+          <w:sz w:val="44"/>
+          <w:szCs w:val="44"/>
+        </w:rPr>
+        <w:t>/3/2026</w:t>
       </w:r>
     </w:p>
     <w:p>
@@ -621,37 +629,8 @@
           <w:sz w:val="36"/>
           <w:szCs w:val="36"/>
         </w:rPr>
-        <w:t>Quality Managemen</w:t>
-      </w:r>
-      <w:r>
-        <w:rPr>
-          <w:rFonts w:asciiTheme="majorBidi" w:hAnsiTheme="majorBidi" w:cstheme="majorBidi"/>
-          <w:smallCaps/>
-          <w:sz w:val="36"/>
-          <w:szCs w:val="36"/>
-        </w:rPr>
-        <w:t>t</w:t>
-      </w:r>
-      <w:r>
-        <w:rPr>
-          <w:rFonts w:asciiTheme="majorBidi" w:hAnsiTheme="majorBidi" w:cstheme="majorBidi"/>
-          <w:smallCaps/>
-          <w:sz w:val="36"/>
-          <w:szCs w:val="36"/>
-        </w:rPr>
-        <w:t xml:space="preserve"> </w:t>
-      </w:r>
-      <w:smartTag w:uri="urn:schemas-microsoft-com:office:smarttags" w:element="stockticker">
-        <w:r>
-          <w:rPr>
-            <w:rFonts w:asciiTheme="majorBidi" w:hAnsiTheme="majorBidi" w:cstheme="majorBidi"/>
-            <w:smallCaps/>
-            <w:sz w:val="36"/>
-            <w:szCs w:val="36"/>
-          </w:rPr>
-          <w:t>Plan</w:t>
-        </w:r>
-      </w:smartTag>
+        <w:t>Quality Management Plan</w:t>
+      </w:r>
       <w:r>
         <w:fldChar w:fldCharType="end"/>
       </w:r>
@@ -701,34 +680,7 @@
           <w:sz w:val="36"/>
           <w:szCs w:val="36"/>
         </w:rPr>
-        <w:t>Pro</w:t>
-      </w:r>
-      <w:r>
-        <w:rPr>
-          <w:rFonts w:asciiTheme="majorBidi" w:hAnsiTheme="majorBidi" w:cstheme="majorBidi"/>
-          <w:smallCaps/>
-          <w:sz w:val="36"/>
-          <w:szCs w:val="36"/>
-        </w:rPr>
-        <w:t>ject managem</w:t>
-      </w:r>
-      <w:r>
-        <w:rPr>
-          <w:rFonts w:asciiTheme="majorBidi" w:hAnsiTheme="majorBidi" w:cstheme="majorBidi"/>
-          <w:smallCaps/>
-          <w:sz w:val="36"/>
-          <w:szCs w:val="36"/>
-        </w:rPr>
-        <w:t>e</w:t>
-      </w:r>
-      <w:r>
-        <w:rPr>
-          <w:rFonts w:asciiTheme="majorBidi" w:hAnsiTheme="majorBidi" w:cstheme="majorBidi"/>
-          <w:smallCaps/>
-          <w:sz w:val="36"/>
-          <w:szCs w:val="36"/>
-        </w:rPr>
-        <w:t>nt plan</w:t>
+        <w:t>Project management plan</w:t>
       </w:r>
       <w:r>
         <w:fldChar w:fldCharType="end"/>
@@ -817,27 +769,7 @@
           <w:sz w:val="44"/>
           <w:szCs w:val="44"/>
         </w:rPr>
-        <w:t>Change Managemen</w:t>
-      </w:r>
-      <w:r>
-        <w:rPr>
-          <w:rStyle w:val="Hyperlink"/>
-          <w:noProof/>
-          <w:color w:val="auto"/>
-          <w:sz w:val="44"/>
-          <w:szCs w:val="44"/>
-        </w:rPr>
-        <w:t>t</w:t>
-      </w:r>
-      <w:r>
-        <w:rPr>
-          <w:rStyle w:val="Hyperlink"/>
-          <w:noProof/>
-          <w:color w:val="auto"/>
-          <w:sz w:val="44"/>
-          <w:szCs w:val="44"/>
-        </w:rPr>
-        <w:t xml:space="preserve"> Plan</w:t>
+        <w:t>Change Management Plan</w:t>
       </w:r>
       <w:r>
         <w:rPr>
@@ -1093,14 +1025,20 @@
         <w:rPr>
           <w:rFonts w:asciiTheme="majorBidi" w:hAnsiTheme="majorBidi" w:cstheme="majorBidi"/>
         </w:rPr>
-        <w:t xml:space="preserve"> project scope and Work Breakdown Structure</w:t>
+        <w:t xml:space="preserve"> project scope and </w:t>
+      </w:r>
+      <w:r>
+        <w:rPr>
+          <w:rFonts w:asciiTheme="majorBidi" w:hAnsiTheme="majorBidi" w:cstheme="majorBidi"/>
+        </w:rPr>
+        <w:t xml:space="preserve">milestone list </w:t>
       </w:r>
       <w:r>
         <w:rPr>
           <w:rFonts w:asciiTheme="majorBidi" w:hAnsiTheme="majorBidi" w:cstheme="majorBidi"/>
           <w:lang w:bidi="ar-EG"/>
         </w:rPr>
-        <w:t xml:space="preserve"> and risk management and change management and monitoring </w:t>
+        <w:t xml:space="preserve">and risk management and change management and monitoring </w:t>
       </w:r>
       <w:r>
         <w:rPr>
@@ -2428,9 +2366,9 @@
           <w:szCs w:val="36"/>
         </w:rPr>
       </w:pPr>
-      <w:bookmarkStart w:id="7" w:name="_Ref225640238"/>
-      <w:bookmarkStart w:id="8" w:name="_Toc515458337"/>
-      <w:bookmarkStart w:id="9" w:name="_Ref225710535"/>
+      <w:bookmarkStart w:id="7" w:name="_Toc515458337"/>
+      <w:bookmarkStart w:id="8" w:name="_Ref225710535"/>
+      <w:bookmarkStart w:id="9" w:name="_Ref225640238"/>
       <w:r>
         <w:rPr>
           <w:rFonts w:asciiTheme="majorBidi" w:hAnsiTheme="majorBidi" w:cstheme="majorBidi"/>
@@ -2451,8 +2389,8 @@
           <w:t>Plan</w:t>
         </w:r>
       </w:smartTag>
+      <w:bookmarkEnd w:id="7"/>
       <w:bookmarkEnd w:id="8"/>
-      <w:bookmarkEnd w:id="9"/>
     </w:p>
     <w:p>
       <w:pPr>
@@ -2532,16 +2470,7 @@
           <w:sz w:val="36"/>
           <w:szCs w:val="36"/>
         </w:rPr>
-        <w:t>Pro</w:t>
-      </w:r>
-      <w:r>
-        <w:rPr>
-          <w:rFonts w:asciiTheme="majorBidi" w:hAnsiTheme="majorBidi" w:cstheme="majorBidi"/>
-          <w:smallCaps/>
-          <w:sz w:val="36"/>
-          <w:szCs w:val="36"/>
-        </w:rPr>
-        <w:t>ject management plan</w:t>
+        <w:t>Project management plan</w:t>
       </w:r>
       <w:bookmarkEnd w:id="10"/>
     </w:p>
@@ -2690,7 +2619,7 @@
         <w:t>Change Management Plan</w:t>
       </w:r>
       <w:bookmarkEnd w:id="5"/>
-      <w:bookmarkEnd w:id="7"/>
+      <w:bookmarkEnd w:id="9"/>
     </w:p>
     <w:p>
       <w:pPr>
@@ -2759,37 +2688,12 @@
         </w:rPr>
         <w:t xml:space="preserve">evaluates </w:t>
       </w:r>
-      <w:proofErr w:type="gramStart"/>
       <w:r>
         <w:rPr>
           <w:rFonts w:asciiTheme="majorBidi" w:hAnsiTheme="majorBidi" w:cstheme="majorBidi"/>
           <w:lang w:val="en"/>
         </w:rPr>
-        <w:t>The</w:t>
-      </w:r>
-      <w:proofErr w:type="gramEnd"/>
-      <w:r>
-        <w:rPr>
-          <w:rFonts w:asciiTheme="majorBidi" w:hAnsiTheme="majorBidi" w:cstheme="majorBidi"/>
-          <w:lang w:val="en"/>
-        </w:rPr>
-        <w:t xml:space="preserve"> request and </w:t>
-      </w:r>
-      <w:proofErr w:type="gramStart"/>
-      <w:r>
-        <w:rPr>
-          <w:rFonts w:asciiTheme="majorBidi" w:hAnsiTheme="majorBidi" w:cstheme="majorBidi"/>
-          <w:lang w:val="en"/>
-        </w:rPr>
-        <w:t>send</w:t>
-      </w:r>
-      <w:proofErr w:type="gramEnd"/>
-      <w:r>
-        <w:rPr>
-          <w:rFonts w:asciiTheme="majorBidi" w:hAnsiTheme="majorBidi" w:cstheme="majorBidi"/>
-          <w:lang w:val="en"/>
-        </w:rPr>
-        <w:t xml:space="preserve"> it to Stockholders and If approved</w:t>
+        <w:t>The request and send it to Stockholders and If approved</w:t>
       </w:r>
       <w:r>
         <w:rPr>
@@ -4687,6 +4591,7 @@
   <w:style w:type="character" w:default="1" w:styleId="DefaultParagraphFont">
     <w:name w:val="Default Paragraph Font"/>
     <w:uiPriority w:val="1"/>
+    <w:semiHidden/>
     <w:unhideWhenUsed/>
   </w:style>
   <w:style w:type="table" w:default="1" w:styleId="TableNormal">

--- a/Process_Docs/PMP.docx
+++ b/Process_Docs/PMP.docx
@@ -189,7 +189,7 @@
           <w:sz w:val="44"/>
           <w:szCs w:val="44"/>
         </w:rPr>
-        <w:t>30</w:t>
+        <w:t>14</w:t>
       </w:r>
       <w:r>
         <w:rPr>
@@ -197,7 +197,23 @@
           <w:sz w:val="44"/>
           <w:szCs w:val="44"/>
         </w:rPr>
-        <w:t>/3/2026</w:t>
+        <w:t>/</w:t>
+      </w:r>
+      <w:r>
+        <w:rPr>
+          <w:rFonts w:asciiTheme="majorBidi" w:hAnsiTheme="majorBidi" w:cstheme="majorBidi"/>
+          <w:sz w:val="44"/>
+          <w:szCs w:val="44"/>
+        </w:rPr>
+        <w:t>5</w:t>
+      </w:r>
+      <w:r>
+        <w:rPr>
+          <w:rFonts w:asciiTheme="majorBidi" w:hAnsiTheme="majorBidi" w:cstheme="majorBidi"/>
+          <w:sz w:val="44"/>
+          <w:szCs w:val="44"/>
+        </w:rPr>
+        <w:t>/2026</w:t>
       </w:r>
     </w:p>
     <w:p>
@@ -1494,9 +1510,9 @@
         <w:tblLook w:val="04A0" w:firstRow="1" w:lastRow="0" w:firstColumn="1" w:lastColumn="0" w:noHBand="0" w:noVBand="1"/>
       </w:tblPr>
       <w:tblGrid>
-        <w:gridCol w:w="2739"/>
-        <w:gridCol w:w="7071"/>
-        <w:gridCol w:w="1253"/>
+        <w:gridCol w:w="2965"/>
+        <w:gridCol w:w="6908"/>
+        <w:gridCol w:w="1190"/>
       </w:tblGrid>
       <w:tr>
         <w:trPr>
@@ -1504,7 +1520,7 @@
         </w:trPr>
         <w:tc>
           <w:tcPr>
-            <w:tcW w:w="2739" w:type="dxa"/>
+            <w:tcW w:w="2970" w:type="dxa"/>
           </w:tcPr>
           <w:p>
             <w:pPr>
@@ -1522,7 +1538,7 @@
         </w:tc>
         <w:tc>
           <w:tcPr>
-            <w:tcW w:w="7071" w:type="dxa"/>
+            <w:tcW w:w="6930" w:type="dxa"/>
           </w:tcPr>
           <w:p>
             <w:pPr>
@@ -1540,7 +1556,7 @@
         </w:tc>
         <w:tc>
           <w:tcPr>
-            <w:tcW w:w="1253" w:type="dxa"/>
+            <w:tcW w:w="1163" w:type="dxa"/>
           </w:tcPr>
           <w:p>
             <w:pPr>
@@ -1563,7 +1579,7 @@
         </w:trPr>
         <w:tc>
           <w:tcPr>
-            <w:tcW w:w="2739" w:type="dxa"/>
+            <w:tcW w:w="2970" w:type="dxa"/>
           </w:tcPr>
           <w:p>
             <w:pPr>
@@ -1581,7 +1597,7 @@
         </w:tc>
         <w:tc>
           <w:tcPr>
-            <w:tcW w:w="7071" w:type="dxa"/>
+            <w:tcW w:w="6930" w:type="dxa"/>
           </w:tcPr>
           <w:p>
             <w:pPr>
@@ -1670,7 +1686,7 @@
         </w:tc>
         <w:tc>
           <w:tcPr>
-            <w:tcW w:w="1253" w:type="dxa"/>
+            <w:tcW w:w="1163" w:type="dxa"/>
           </w:tcPr>
           <w:p>
             <w:pPr>
@@ -1693,7 +1709,7 @@
         </w:trPr>
         <w:tc>
           <w:tcPr>
-            <w:tcW w:w="2739" w:type="dxa"/>
+            <w:tcW w:w="2970" w:type="dxa"/>
           </w:tcPr>
           <w:p>
             <w:pPr>
@@ -1705,13 +1721,19 @@
               <w:rPr>
                 <w:rFonts w:asciiTheme="majorBidi" w:hAnsiTheme="majorBidi" w:cstheme="majorBidi"/>
               </w:rPr>
-              <w:t>Design &amp; UI Prototype</w:t>
+              <w:t>Software Requirements Specification</w:t>
+            </w:r>
+            <w:r>
+              <w:rPr>
+                <w:rFonts w:asciiTheme="majorBidi" w:hAnsiTheme="majorBidi" w:cstheme="majorBidi"/>
+              </w:rPr>
+              <w:t xml:space="preserve"> &amp; Draft Test Case</w:t>
             </w:r>
           </w:p>
         </w:tc>
         <w:tc>
           <w:tcPr>
-            <w:tcW w:w="7071" w:type="dxa"/>
+            <w:tcW w:w="6930" w:type="dxa"/>
           </w:tcPr>
           <w:p>
             <w:pPr>
@@ -1723,13 +1745,19 @@
               <w:rPr>
                 <w:rFonts w:asciiTheme="majorBidi" w:hAnsiTheme="majorBidi" w:cstheme="majorBidi"/>
               </w:rPr>
-              <w:t>Deliver wireframe and High-Level Architecture</w:t>
+              <w:t xml:space="preserve">Deliver </w:t>
+            </w:r>
+            <w:r>
+              <w:rPr>
+                <w:rFonts w:asciiTheme="majorBidi" w:hAnsiTheme="majorBidi" w:cstheme="majorBidi"/>
+              </w:rPr>
+              <w:t>SRS, RTM, Draft Test Cases</w:t>
             </w:r>
           </w:p>
         </w:tc>
         <w:tc>
           <w:tcPr>
-            <w:tcW w:w="1253" w:type="dxa"/>
+            <w:tcW w:w="1163" w:type="dxa"/>
           </w:tcPr>
           <w:p>
             <w:pPr>
@@ -1752,7 +1780,7 @@
         </w:trPr>
         <w:tc>
           <w:tcPr>
-            <w:tcW w:w="2739" w:type="dxa"/>
+            <w:tcW w:w="2970" w:type="dxa"/>
           </w:tcPr>
           <w:p>
             <w:pPr>
@@ -1783,7 +1811,7 @@
         </w:tc>
         <w:tc>
           <w:tcPr>
-            <w:tcW w:w="7071" w:type="dxa"/>
+            <w:tcW w:w="6930" w:type="dxa"/>
           </w:tcPr>
           <w:p>
             <w:pPr>
@@ -1798,13 +1826,20 @@
                 <w:rFonts w:asciiTheme="majorBidi" w:hAnsiTheme="majorBidi" w:cstheme="majorBidi"/>
                 <w:lang w:bidi="ar-EG"/>
               </w:rPr>
-              <w:t>Design Low-Level Architecture</w:t>
+              <w:t xml:space="preserve">Design </w:t>
+            </w:r>
+            <w:r>
+              <w:rPr>
+                <w:rFonts w:asciiTheme="majorBidi" w:hAnsiTheme="majorBidi" w:cstheme="majorBidi"/>
+                <w:lang w:bidi="ar-EG"/>
+              </w:rPr>
+              <w:t>ERD, Class, Sequence, Flow Chart, Wireframe, Global view, Test cases</w:t>
             </w:r>
           </w:p>
         </w:tc>
         <w:tc>
           <w:tcPr>
-            <w:tcW w:w="1253" w:type="dxa"/>
+            <w:tcW w:w="1163" w:type="dxa"/>
           </w:tcPr>
           <w:p>
             <w:pPr>
@@ -1827,7 +1862,7 @@
         </w:trPr>
         <w:tc>
           <w:tcPr>
-            <w:tcW w:w="2739" w:type="dxa"/>
+            <w:tcW w:w="2970" w:type="dxa"/>
           </w:tcPr>
           <w:p>
             <w:pPr>
@@ -1845,13 +1880,13 @@
               <w:rPr>
                 <w:rFonts w:asciiTheme="majorBidi" w:hAnsiTheme="majorBidi" w:cstheme="majorBidi"/>
               </w:rPr>
-              <w:t xml:space="preserve"> and Testing</w:t>
+              <w:t xml:space="preserve"> </w:t>
             </w:r>
           </w:p>
         </w:tc>
         <w:tc>
           <w:tcPr>
-            <w:tcW w:w="7071" w:type="dxa"/>
+            <w:tcW w:w="6930" w:type="dxa"/>
           </w:tcPr>
           <w:p>
             <w:pPr>
@@ -1863,13 +1898,13 @@
               <w:rPr>
                 <w:rFonts w:asciiTheme="majorBidi" w:hAnsiTheme="majorBidi" w:cstheme="majorBidi"/>
               </w:rPr>
-              <w:t>Completion of User Auth (Login/Register) and Roles (Admin/Supplier).</w:t>
+              <w:t xml:space="preserve">Frontend, Backend </w:t>
             </w:r>
           </w:p>
         </w:tc>
         <w:tc>
           <w:tcPr>
-            <w:tcW w:w="1253" w:type="dxa"/>
+            <w:tcW w:w="1163" w:type="dxa"/>
           </w:tcPr>
           <w:p>
             <w:pPr>
@@ -1892,7 +1927,7 @@
         </w:trPr>
         <w:tc>
           <w:tcPr>
-            <w:tcW w:w="2739" w:type="dxa"/>
+            <w:tcW w:w="2970" w:type="dxa"/>
           </w:tcPr>
           <w:p>
             <w:pPr>
@@ -1910,7 +1945,7 @@
         </w:tc>
         <w:tc>
           <w:tcPr>
-            <w:tcW w:w="7071" w:type="dxa"/>
+            <w:tcW w:w="6930" w:type="dxa"/>
           </w:tcPr>
           <w:p>
             <w:pPr>
@@ -1922,13 +1957,19 @@
               <w:rPr>
                 <w:rFonts w:asciiTheme="majorBidi" w:hAnsiTheme="majorBidi" w:cstheme="majorBidi"/>
               </w:rPr>
-              <w:t>Completion of full source code</w:t>
+              <w:t xml:space="preserve">Run Test Cases, Bug Report, </w:t>
+            </w:r>
+            <w:r>
+              <w:rPr>
+                <w:rFonts w:asciiTheme="majorBidi" w:hAnsiTheme="majorBidi" w:cstheme="majorBidi"/>
+              </w:rPr>
+              <w:t>Test Report, Fix Bugs, RTM</w:t>
             </w:r>
           </w:p>
         </w:tc>
         <w:tc>
           <w:tcPr>
-            <w:tcW w:w="1253" w:type="dxa"/>
+            <w:tcW w:w="1163" w:type="dxa"/>
           </w:tcPr>
           <w:p>
             <w:pPr>
@@ -1941,65 +1982,6 @@
                 <w:rFonts w:asciiTheme="majorBidi" w:hAnsiTheme="majorBidi" w:cstheme="majorBidi"/>
               </w:rPr>
               <w:t>4/5/2026</w:t>
-            </w:r>
-          </w:p>
-        </w:tc>
-      </w:tr>
-      <w:tr>
-        <w:trPr>
-          <w:trHeight w:val="309"/>
-        </w:trPr>
-        <w:tc>
-          <w:tcPr>
-            <w:tcW w:w="2739" w:type="dxa"/>
-          </w:tcPr>
-          <w:p>
-            <w:pPr>
-              <w:rPr>
-                <w:rFonts w:asciiTheme="majorBidi" w:hAnsiTheme="majorBidi" w:cstheme="majorBidi"/>
-              </w:rPr>
-            </w:pPr>
-            <w:r>
-              <w:rPr>
-                <w:rFonts w:asciiTheme="majorBidi" w:hAnsiTheme="majorBidi" w:cstheme="majorBidi"/>
-              </w:rPr>
-              <w:t>Deployment</w:t>
-            </w:r>
-          </w:p>
-        </w:tc>
-        <w:tc>
-          <w:tcPr>
-            <w:tcW w:w="7071" w:type="dxa"/>
-          </w:tcPr>
-          <w:p>
-            <w:pPr>
-              <w:rPr>
-                <w:rFonts w:asciiTheme="majorBidi" w:hAnsiTheme="majorBidi" w:cstheme="majorBidi"/>
-              </w:rPr>
-            </w:pPr>
-            <w:r>
-              <w:rPr>
-                <w:rFonts w:asciiTheme="majorBidi" w:hAnsiTheme="majorBidi" w:cstheme="majorBidi"/>
-              </w:rPr>
-              <w:t>Project Documentation and Final Source Code delivery.</w:t>
-            </w:r>
-          </w:p>
-        </w:tc>
-        <w:tc>
-          <w:tcPr>
-            <w:tcW w:w="1253" w:type="dxa"/>
-          </w:tcPr>
-          <w:p>
-            <w:pPr>
-              <w:rPr>
-                <w:rFonts w:asciiTheme="majorBidi" w:hAnsiTheme="majorBidi" w:cstheme="majorBidi"/>
-              </w:rPr>
-            </w:pPr>
-            <w:r>
-              <w:rPr>
-                <w:rFonts w:asciiTheme="majorBidi" w:hAnsiTheme="majorBidi" w:cstheme="majorBidi"/>
-              </w:rPr>
-              <w:t>11/5/2026</w:t>
             </w:r>
           </w:p>
         </w:tc>
@@ -3044,85 +3026,6 @@
           <w:rtl/>
         </w:rPr>
       </w:pPr>
-    </w:p>
-    <w:p>
-      <w:pPr>
-        <w:rPr>
-          <w:rFonts w:asciiTheme="majorBidi" w:hAnsiTheme="majorBidi" w:cstheme="majorBidi"/>
-          <w:rtl/>
-        </w:rPr>
-      </w:pPr>
-    </w:p>
-    <w:p>
-      <w:pPr>
-        <w:rPr>
-          <w:rFonts w:asciiTheme="majorBidi" w:hAnsiTheme="majorBidi" w:cstheme="majorBidi"/>
-        </w:rPr>
-      </w:pPr>
-    </w:p>
-    <w:p>
-      <w:pPr>
-        <w:rPr>
-          <w:rFonts w:asciiTheme="majorBidi" w:hAnsiTheme="majorBidi" w:cstheme="majorBidi"/>
-        </w:rPr>
-      </w:pPr>
-      <w:r>
-        <w:rPr>
-          <w:rFonts w:asciiTheme="majorBidi" w:hAnsiTheme="majorBidi" w:cstheme="majorBidi"/>
-        </w:rPr>
-        <w:t>Approved by the Project Sponsor:</w:t>
-      </w:r>
-    </w:p>
-    <w:p>
-      <w:pPr>
-        <w:rPr>
-          <w:rFonts w:asciiTheme="majorBidi" w:hAnsiTheme="majorBidi" w:cstheme="majorBidi"/>
-        </w:rPr>
-      </w:pPr>
-    </w:p>
-    <w:p>
-      <w:pPr>
-        <w:pStyle w:val="Header"/>
-        <w:rPr>
-          <w:rFonts w:asciiTheme="majorBidi" w:hAnsiTheme="majorBidi" w:cstheme="majorBidi"/>
-        </w:rPr>
-      </w:pPr>
-    </w:p>
-    <w:p>
-      <w:pPr>
-        <w:pStyle w:val="BodyText"/>
-        <w:tabs>
-          <w:tab w:val="left" w:leader="underscore" w:pos="5040"/>
-          <w:tab w:val="left" w:pos="5760"/>
-          <w:tab w:val="left" w:leader="underscore" w:pos="8640"/>
-        </w:tabs>
-        <w:rPr>
-          <w:rFonts w:asciiTheme="majorBidi" w:hAnsiTheme="majorBidi" w:cstheme="majorBidi"/>
-          <w:szCs w:val="24"/>
-        </w:rPr>
-      </w:pPr>
-      <w:r>
-        <w:rPr>
-          <w:rFonts w:asciiTheme="majorBidi" w:hAnsiTheme="majorBidi" w:cstheme="majorBidi"/>
-          <w:szCs w:val="24"/>
-        </w:rPr>
-        <w:tab/>
-      </w:r>
-      <w:r>
-        <w:rPr>
-          <w:rFonts w:asciiTheme="majorBidi" w:hAnsiTheme="majorBidi" w:cstheme="majorBidi"/>
-          <w:szCs w:val="24"/>
-        </w:rPr>
-        <w:tab/>
-        <w:t>Date:</w:t>
-      </w:r>
-      <w:r>
-        <w:rPr>
-          <w:rFonts w:asciiTheme="majorBidi" w:hAnsiTheme="majorBidi" w:cstheme="majorBidi"/>
-          <w:szCs w:val="24"/>
-        </w:rPr>
-        <w:tab/>
-      </w:r>
     </w:p>
     <w:p>
       <w:pPr>
